--- a/ACOS-2/Отчет_ИЗ2_вариант43.docx
+++ b/ACOS-2/Отчет_ИЗ2_вариант43.docx
@@ -167,7 +167,8 @@
         <w:jc w:val="both"/>
       </w:pPr>
       <w:r>
-        <w:t>Автомобили проходят автоматическую мойку из нескольких стадий: предварительная очистка, моечный тоннель, нанесение дополнительных средств и сушка. Маршрут машины зависит от выбранной программы. Между стадиями стоят накопители ограниченной вместимости. Если следующая стадия и её очередь заняты, машина не может уйти с поста, и из-за этого встают предыдущие стадии. Оборудование временно ломается.</w:t>
+        <w:rPr/>
+        <w:t>Машины проходят автомойку из нескольких стадий: предварительная очистка, тоннель, доп. средства (воск) и сушка. Какие стадии проходит машина, зависит от выбранной программы. Между стадиями есть очереди ограниченного размера. Если дальше всё занято, машина стоит на посту и тормозит всех, кто за ней. Посты иногда ломаются</w:t>
       </w:r>
     </w:p>
     <w:p>
@@ -177,7 +178,8 @@
         <w:jc w:val="both"/>
       </w:pPr>
       <w:r>
-        <w:t>Параметры: число постов на стадиях, программы и их маршруты, число машин и интервалы прибытия, время операций, вместимость очередей, вероятность и длительность поломок, правило приоритета (</w:t>
+        <w:rPr/>
+        <w:t>Параметры: сколько постов на стадиях, программы и маршруты, сколько машин и как часто приезжают, время операций, размер очередей, шанс и длительность поломки, правило приоритета (</w:t>
       </w:r>
       <w:r>
         <w:rPr>
@@ -187,6 +189,7 @@
         <w:t>fifo</w:t>
       </w:r>
       <w:r>
+        <w:rPr/>
         <w:t xml:space="preserve">, </w:t>
       </w:r>
       <w:r>
@@ -197,6 +200,7 @@
         <w:t>program</w:t>
       </w:r>
       <w:r>
+        <w:rPr/>
         <w:t xml:space="preserve">, </w:t>
       </w:r>
       <w:r>
@@ -207,7 +211,8 @@
         <w:t>shortest</w:t>
       </w:r>
       <w:r>
-        <w:t>), длина рабочего дня.</w:t>
+        <w:rPr/>
+        <w:t>), длина дня</w:t>
       </w:r>
     </w:p>
     <w:p>
@@ -217,7 +222,8 @@
         <w:jc w:val="both"/>
       </w:pPr>
       <w:r>
-        <w:t>Инварианты: I1 – пост обслуживает не больше установленного числа машин; I2 – машина находится ровно в одном месте; I3 – стадии проходятся в порядке программы; I4 – неисправный пост не начинает операцию; I5 – накопители не переполняются.</w:t>
+        <w:rPr/>
+        <w:t>Инварианты: I1 - на посту не больше машин, чем он вмещает, I2 - машина всегда ровно в одном месте, I3 - стадии идут по порядку программы, I4 - сломанный пост не начинает работу, I5 - очереди не переполняются</w:t>
       </w:r>
     </w:p>
     <w:p>
@@ -227,7 +233,8 @@
         <w:jc w:val="both"/>
       </w:pPr>
       <w:r>
-        <w:t>Моделирование заканчивается, когда въезд закрыт и все принятые машины уехали, когда обслуживание продолжить невозможно (тупик) или когда пользователь прерывает программу.</w:t>
+        <w:rPr/>
+        <w:t>Программа заканчивается, когда въезд закрыт и все уехали, когда дальше ехать некуда (тупик) или когда пользователь её прервал</w:t>
       </w:r>
     </w:p>
     <w:p>
@@ -237,7 +244,8 @@
         <w:jc w:val="both"/>
       </w:pPr>
       <w:r>
-        <w:t xml:space="preserve">Модель та же, что в ИЗ1, поменялось одно: ёмкость поста теперь параметр (шестое поле строки </w:t>
+        <w:rPr/>
+        <w:t xml:space="preserve">Модель та же, что в ИЗ1, только теперь пост может мыть несколько машин сразу (шестое поле в строке </w:t>
       </w:r>
       <w:r>
         <w:rPr>
@@ -247,7 +255,8 @@
         <w:t>stage</w:t>
       </w:r>
       <w:r>
-        <w:t>, по умолчанию 1, так что старые конфиги читаются). Встроенная конфигурация показана на рис. 1: программа Express едет сразу в тоннель, Standard и Express пропускают воск.</w:t>
+        <w:rPr/>
+        <w:t>, по умолчанию 1, так что старые конфиги работают). Линия по умолчанию на рис. 1: Express едет сразу в тоннель, Standard и Express пропускают воск</w:t>
       </w:r>
     </w:p>
     <w:p>
@@ -300,7 +309,7 @@
         <w:rPr>
           <w:sz w:val="22"/>
         </w:rPr>
-        <w:t>Рисунок 1 – Линия мойки во встроенной конфигурации (data/normal.cfg)</w:t>
+        <w:t>Рисунок 1 - Линия мойки во встроенной конфигурации (data/normal.cfg)</w:t>
       </w:r>
     </w:p>
     <w:p>
@@ -310,7 +319,8 @@
         <w:jc w:val="both"/>
       </w:pPr>
       <w:r>
-        <w:t>Я сделал две программы:</w:t>
+        <w:rPr/>
+        <w:t>Программ получилось две:</w:t>
       </w:r>
     </w:p>
     <w:p>
@@ -331,7 +341,8 @@
         <w:t>carwash-mt</w:t>
       </w:r>
       <w:r>
-        <w:t xml:space="preserve"> – основная, потоки синхронизируются мьютексами и семафорами;</w:t>
+        <w:rPr/>
+        <w:t xml:space="preserve"> - основная, на мьютексах и семафорах</w:t>
       </w:r>
     </w:p>
     <w:p>
@@ -352,7 +363,8 @@
         <w:t>carwash-mon</w:t>
       </w:r>
       <w:r>
-        <w:t xml:space="preserve"> – вторая (доп. требование 8), та же модель без единого семафора: мониторы на условных переменных, </w:t>
+        <w:rPr/>
+        <w:t xml:space="preserve"> - вторая (доп. пункт 8), то же самое, но вообще без семафоров: мониторы на условных переменных, </w:t>
       </w:r>
       <w:r>
         <w:rPr>
@@ -362,7 +374,8 @@
         <w:t>pthread_rwlock</w:t>
       </w:r>
       <w:r>
-        <w:t>, барьер и атомики.</w:t>
+        <w:rPr/>
+        <w:t>, барьер и атомики</w:t>
       </w:r>
     </w:p>
     <w:p>
@@ -372,7 +385,8 @@
         <w:jc w:val="both"/>
       </w:pPr>
       <w:r>
-        <w:t>Интерфейс, ключи и формат вывода у них одинаковые, поэтому их можно сравнивать прогон к прогону. Обе написаны на C17, используют только libc, системные вызовы и pthread.</w:t>
+        <w:rPr/>
+        <w:t>Интерфейс, ключи и вывод у них одинаковые, так что их удобно сравнивать. Обе на C17, только libc, системные вызовы и pthread</w:t>
       </w:r>
     </w:p>
     <w:p>
@@ -390,7 +404,8 @@
         <w:jc w:val="both"/>
       </w:pPr>
       <w:r>
-        <w:t>Каждая сущность с поведением – отдельный поток. Очередь поведения не имеет, это общий ресурс.</w:t>
+        <w:rPr/>
+        <w:t>Каждая сущность, у которой есть поведение, - это отдельный поток. Очередь сама ничего не делает, это просто общий ресурс</w:t>
       </w:r>
     </w:p>
     <w:p>
@@ -402,7 +417,7 @@
         <w:rPr>
           <w:sz w:val="22"/>
         </w:rPr>
-        <w:t>Таблица 1 – Потоки (одинаковы в обеих программах)</w:t>
+        <w:t>Таблица 1 - Потоки (одинаковы в обеих программах)</w:t>
       </w:r>
     </w:p>
     <w:tbl>
@@ -997,7 +1012,8 @@
         <w:jc w:val="both"/>
       </w:pPr>
       <w:r>
-        <w:t>Поток на каждую машину удобен тем, что блокировка линии получается «настоящей»: поток машины спит на посту, пока впереди нет места. За обычный день создаётся 49 потоков, а одновременно живых потоков машин в прогоне с seed 42 было не больше 8.</w:t>
+        <w:rPr/>
+        <w:t>Поток на каждую машину удобен: если впереди нет места, поток машины просто спит на посту, и линия реально встаёт. За обычный день создаётся 49 потоков, живых машин одновременно было максимум 8 (seed 42)</w:t>
       </w:r>
     </w:p>
     <w:p>
@@ -1050,7 +1066,7 @@
         <w:rPr>
           <w:sz w:val="22"/>
         </w:rPr>
-        <w:t>Рисунок 2 – Потоки carwash-mt: создание (сплошные), пробуждение (пунктир), передача кадра (точки)</w:t>
+        <w:t>Рисунок 2 - Потоки carwash-mt: создание (сплошные), пробуждение (пунктир), передача кадра (точки)</w:t>
       </w:r>
     </w:p>
     <w:p>
@@ -1066,7 +1082,8 @@
         <w:t>Виртуальные часы.</w:t>
       </w:r>
       <w:r>
-        <w:t xml:space="preserve"> Чтобы результат не зависел от скорости компьютера, время модели двигают часы. Каждый поток либо работает, либо спит до какой-то минуты или ждёт другого потока. Часы переводят стрелку только тогда, когда работающих потоков нет. В этот момент модель «стоит», и часы проверяют тупик, обрабатывают сигналы и берут кадр для экрана (рис. 3). С ключом </w:t>
+        <w:rPr/>
+        <w:t xml:space="preserve"> Чтобы результат не зависел от скорости компа, время двигают отдельные часы. Каждый поток либо работает, либо спит до нужной минуты, либо ждёт кого-то. Часы переводят время, только когда все потоки уснули. В этот момент всё стоит, и часы спокойно проверяют тупик, сигналы и берут кадр для экрана (рис. 3). С ключом </w:t>
       </w:r>
       <w:r>
         <w:rPr>
@@ -1076,7 +1093,8 @@
         <w:t>-D</w:t>
       </w:r>
       <w:r>
-        <w:t xml:space="preserve"> работает только один поток за раз, и журнал при одном seed повторяется побайтно.</w:t>
+        <w:rPr/>
+        <w:t xml:space="preserve"> работает один поток за раз, и при одном seed лог всегда одинаковый</w:t>
       </w:r>
     </w:p>
     <w:p>
@@ -1129,7 +1147,7 @@
         <w:rPr>
           <w:sz w:val="22"/>
         </w:rPr>
-        <w:t>Рисунок 3 – Цикл часов</w:t>
+        <w:t>Рисунок 3 - Цикл часов</w:t>
       </w:r>
     </w:p>
     <w:p>
@@ -1147,7 +1165,8 @@
         <w:jc w:val="both"/>
       </w:pPr>
       <w:r>
-        <w:t>У каждой стадии свой мьютекс, у каждого потока машины и поста – личный семафор, на котором он засыпает. Машина переезжает в три шага (рис. 4): бронирует место на следующей стадии, освобождает текущее, занимает бронь. Мьютексы двух стадий никогда не берутся одновременно.</w:t>
+        <w:rPr/>
+        <w:t>У каждой стадии свой мьютекс, у каждой машины и поста свой семафор, на котором они спят. Машина переезжает в три шага (рис. 4): бронирует место дальше, освобождает своё, занимает бронь. Два мьютекса стадий сразу никогда не берутся</w:t>
       </w:r>
     </w:p>
     <w:p>
@@ -1157,7 +1176,8 @@
         <w:jc w:val="both"/>
       </w:pPr>
       <w:r>
-        <w:t xml:space="preserve">Кто получит освободившееся место, решает тот, кто его освободил: он под мьютексом выбирает следующего по правилу приоритета, сажает его и будит </w:t>
+        <w:rPr/>
+        <w:t xml:space="preserve">Освободившееся место отдаёт тот, кто его освободил: под мьютексом выбирает следующего по приоритету, сажает его и будит через </w:t>
       </w:r>
       <w:r>
         <w:rPr>
@@ -1167,7 +1187,8 @@
         <w:t>sem_post</w:t>
       </w:r>
       <w:r>
-        <w:t>. Так приоритет соблюдается точно, а не «кого первым разбудит ОС». Этот приём называется передачей эстафеты.</w:t>
+        <w:rPr/>
+        <w:t>. Поэтому приоритет работает честно, а не как повезёт с планировщиком ОС. Это называется передачей эстафеты</w:t>
       </w:r>
     </w:p>
     <w:p>
@@ -1220,7 +1241,7 @@
         <w:rPr>
           <w:sz w:val="22"/>
         </w:rPr>
-        <w:t>Рисунок 4 – Передача эстафеты при переезде машины</w:t>
+        <w:t>Рисунок 4 - Передача эстафеты при переезде машины</w:t>
       </w:r>
     </w:p>
     <w:p>
@@ -1232,7 +1253,7 @@
         <w:rPr>
           <w:sz w:val="22"/>
         </w:rPr>
-        <w:t>Таблица 2 – Мьютексы и семафоры carwash-mt</w:t>
+        <w:t>Таблица 2 - Мьютексы и семафоры carwash-mt</w:t>
       </w:r>
     </w:p>
     <w:tbl>
@@ -1569,6 +1590,7 @@
         <w:jc w:val="both"/>
       </w:pPr>
       <w:r>
+        <w:rPr/>
         <w:t xml:space="preserve">На macOS </w:t>
       </w:r>
       <w:r>
@@ -1579,7 +1601,8 @@
         <w:t>sem_init</w:t>
       </w:r>
       <w:r>
-        <w:t xml:space="preserve"> не работает, поэтому я использую именованные семафоры </w:t>
+        <w:rPr/>
+        <w:t xml:space="preserve"> не работает, поэтому семафоры именованные: </w:t>
       </w:r>
       <w:r>
         <w:rPr>
@@ -1589,7 +1612,8 @@
         <w:t>sem_open</w:t>
       </w:r>
       <w:r>
-        <w:t xml:space="preserve"> и сразу делаю </w:t>
+        <w:rPr/>
+        <w:t xml:space="preserve"> и сразу </w:t>
       </w:r>
       <w:r>
         <w:rPr>
@@ -1599,7 +1623,8 @@
         <w:t>sem_unlink</w:t>
       </w:r>
       <w:r>
-        <w:t>, чтобы они не оставались в системе.</w:t>
+        <w:rPr/>
+        <w:t>, чтобы ничего не оставалось в системе</w:t>
       </w:r>
     </w:p>
     <w:p>
@@ -1609,7 +1634,8 @@
         <w:jc w:val="both"/>
       </w:pPr>
       <w:r>
-        <w:t xml:space="preserve">У мьютексов есть ранги, и захватывать их можно только по возрастанию. Если порядок нарушен, обёртка печатает </w:t>
+        <w:rPr/>
+        <w:t xml:space="preserve">У мьютексов есть ранги, брать их можно только по возрастанию. Если порядок нарушен, обёртка пишет </w:t>
       </w:r>
       <w:r>
         <w:rPr>
@@ -1619,7 +1645,8 @@
         <w:t>LOCKDEP</w:t>
       </w:r>
       <w:r>
-        <w:t xml:space="preserve"> и останавливает программу раньше, чем случится настоящая взаимная блокировка.</w:t>
+        <w:rPr/>
+        <w:t xml:space="preserve"> и останавливает программу ещё до настоящего дедлока</w:t>
       </w:r>
     </w:p>
     <w:p>
@@ -1637,7 +1664,8 @@
         <w:jc w:val="both"/>
       </w:pPr>
       <w:r>
-        <w:t>Вторая программа устроена как набор мониторов. Стадия – монитор: мьютекс и три условные переменные (</w:t>
+        <w:rPr/>
+        <w:t>Тут стадия - это монитор: мьютекс и три условные переменные (</w:t>
       </w:r>
       <w:r>
         <w:rPr>
@@ -1647,7 +1675,8 @@
         <w:t>seatFree</w:t>
       </w:r>
       <w:r>
-        <w:t xml:space="preserve"> – ждут места на посту, </w:t>
+        <w:rPr/>
+        <w:t xml:space="preserve"> - ждут место на посту, </w:t>
       </w:r>
       <w:r>
         <w:rPr>
@@ -1657,7 +1686,8 @@
         <w:t>room</w:t>
       </w:r>
       <w:r>
-        <w:t xml:space="preserve"> – ждут брони на следующей стадии, </w:t>
+        <w:rPr/>
+        <w:t xml:space="preserve"> - ждут место на следующей стадии, </w:t>
       </w:r>
       <w:r>
         <w:rPr>
@@ -1667,7 +1697,8 @@
         <w:t>done</w:t>
       </w:r>
       <w:r>
-        <w:t xml:space="preserve"> – ждут конца операции). Освободивший место никого не выбирает, он будит ждущих, а каждый проснувшийся в цикле </w:t>
+        <w:rPr/>
+        <w:t xml:space="preserve"> - ждут конца мойки). Освободивший место никого не выбирает, а просто будит всех, и каждый в цикле </w:t>
       </w:r>
       <w:r>
         <w:rPr>
@@ -1677,7 +1708,8 @@
         <w:t>while</w:t>
       </w:r>
       <w:r>
-        <w:t xml:space="preserve"> сам проверяет, его ли очередь (рис. 5). Разница с первой программой – на рис. 6.</w:t>
+        <w:rPr/>
+        <w:t xml:space="preserve"> сам смотрит, его ли очередь (рис. 5). Разница с первой программой на рис. 6</w:t>
       </w:r>
     </w:p>
     <w:p>
@@ -1730,7 +1762,7 @@
         <w:rPr>
           <w:sz w:val="22"/>
         </w:rPr>
-        <w:t>Рисунок 5 – Монитор стадии в carwash-mon</w:t>
+        <w:t>Рисунок 5 - Монитор стадии в carwash-mon</w:t>
       </w:r>
     </w:p>
     <w:p>
@@ -1783,7 +1815,7 @@
         <w:rPr>
           <w:sz w:val="22"/>
         </w:rPr>
-        <w:t>Рисунок 6 – Как передаётся освободившееся место в двух программах</w:t>
+        <w:t>Рисунок 6 - Как передаётся освободившееся место в двух программах</w:t>
       </w:r>
     </w:p>
     <w:p>
@@ -1793,7 +1825,8 @@
         <w:jc w:val="both"/>
       </w:pPr>
       <w:r>
-        <w:t>Остальные места, где в первой программе были семафоры, тоже заменены (табл. 3).</w:t>
+        <w:rPr/>
+        <w:t>Все остальные семафоры тоже заменены (табл. 3)</w:t>
       </w:r>
     </w:p>
     <w:p>
@@ -1805,7 +1838,7 @@
         <w:rPr>
           <w:sz w:val="22"/>
         </w:rPr>
-        <w:t>Таблица 3 – Одно и то же место в двух программах</w:t>
+        <w:t>Таблица 3 - Одно и то же место в двух программах</w:t>
       </w:r>
     </w:p>
     <w:tbl>
@@ -2379,7 +2412,8 @@
         <w:jc w:val="both"/>
       </w:pPr>
       <w:r>
-        <w:t xml:space="preserve">Барьер старта ждёт посты, координатора, часы и main – всего 9 потоков (рис. 7). В macOS нет </w:t>
+        <w:rPr/>
+        <w:t xml:space="preserve">Барьер на старте ждёт посты, координатора, часы и main, всего 9 потоков (рис. 7). В macOS нет </w:t>
       </w:r>
       <w:r>
         <w:rPr>
@@ -2389,7 +2423,8 @@
         <w:t>pthread_barrier_t</w:t>
       </w:r>
       <w:r>
-        <w:t>, поэтому там барьер собран на мьютексе и условной переменной, а на Linux берётся настоящий.</w:t>
+        <w:rPr/>
+        <w:t>, поэтому там барьер сделан руками на мьютексе и условной переменной, а на Linux берётся обычный</w:t>
       </w:r>
     </w:p>
     <w:p>
@@ -2442,7 +2477,7 @@
         <w:rPr>
           <w:sz w:val="22"/>
         </w:rPr>
-        <w:t>Рисунок 7 – Барьер старта</w:t>
+        <w:t>Рисунок 7 - Барьер старта</w:t>
       </w:r>
     </w:p>
     <w:p>
@@ -2452,7 +2487,8 @@
         <w:jc w:val="both"/>
       </w:pPr>
       <w:r>
-        <w:t xml:space="preserve">Что семафоров действительно нет, проверяет цель </w:t>
+        <w:rPr/>
+        <w:t xml:space="preserve">Что семафоров правда нет, проверяет цель </w:t>
       </w:r>
       <w:r>
         <w:rPr>
@@ -2462,7 +2498,8 @@
         <w:t>nosem</w:t>
       </w:r>
       <w:r>
-        <w:t xml:space="preserve">: она ищет в исходниках </w:t>
+        <w:rPr/>
+        <w:t xml:space="preserve">: ищет в исходниках </w:t>
       </w:r>
       <w:r>
         <w:rPr>
@@ -2472,6 +2509,7 @@
         <w:t>sem_</w:t>
       </w:r>
       <w:r>
+        <w:rPr/>
         <w:t xml:space="preserve"> и </w:t>
       </w:r>
       <w:r>
@@ -2482,7 +2520,8 @@
         <w:t>semaphore.h</w:t>
       </w:r>
       <w:r>
-        <w:t xml:space="preserve"> и падает, если находит.</w:t>
+        <w:rPr/>
+        <w:t xml:space="preserve"> и падает, если нашла</w:t>
       </w:r>
     </w:p>
     <w:p>
@@ -2500,7 +2539,8 @@
         <w:jc w:val="both"/>
       </w:pPr>
       <w:r>
-        <w:t>Ввод-вывод идёт через дескрипторы (</w:t>
+        <w:rPr/>
+        <w:t>Ввод-вывод через дескрипторы (</w:t>
       </w:r>
       <w:r>
         <w:rPr>
@@ -2510,6 +2550,7 @@
         <w:t>open</w:t>
       </w:r>
       <w:r>
+        <w:rPr/>
         <w:t xml:space="preserve">, </w:t>
       </w:r>
       <w:r>
@@ -2520,6 +2561,7 @@
         <w:t>read</w:t>
       </w:r>
       <w:r>
+        <w:rPr/>
         <w:t xml:space="preserve">, </w:t>
       </w:r>
       <w:r>
@@ -2530,6 +2572,7 @@
         <w:t>write</w:t>
       </w:r>
       <w:r>
+        <w:rPr/>
         <w:t xml:space="preserve">, </w:t>
       </w:r>
       <w:r>
@@ -2540,6 +2583,7 @@
         <w:t>dprintf</w:t>
       </w:r>
       <w:r>
+        <w:rPr/>
         <w:t xml:space="preserve">, </w:t>
       </w:r>
       <w:r>
@@ -2550,7 +2594,8 @@
         <w:t>isatty</w:t>
       </w:r>
       <w:r>
-        <w:t xml:space="preserve">). В терминале по умолчанию показывается живая схема: время и полоса дня, очереди и посты каждой стадии, счётчики и панель потоков </w:t>
+        <w:rPr/>
+        <w:t xml:space="preserve">). В терминале по умолчанию живая схема: время, очереди и посты, счётчики и панель </w:t>
       </w:r>
       <w:r>
         <w:rPr>
@@ -2560,7 +2605,8 @@
         <w:t>THREADS</w:t>
       </w:r>
       <w:r>
-        <w:t>, где видно, сколько потоков каждого вида и кто из машин чего ждёт.</w:t>
+        <w:rPr/>
+        <w:t>, где видно, какие потоки есть и кто чего ждёт</w:t>
       </w:r>
     </w:p>
     <w:p>
@@ -2613,7 +2659,7 @@
         <w:rPr>
           <w:sz w:val="22"/>
         </w:rPr>
-        <w:t>Рисунок 8 – Живая схема, обычный день</w:t>
+        <w:t>Рисунок 8 - Живая схема, обычный день</w:t>
       </w:r>
     </w:p>
     <w:p>
@@ -2666,7 +2712,7 @@
         <w:rPr>
           <w:sz w:val="22"/>
         </w:rPr>
-        <w:t>Рисунок 9 – Час пик: машина #46 стоит на посту prewash и ждёт места в тоннеле</w:t>
+        <w:t>Рисунок 9 - Час пик: машина #46 стоит на посту prewash и ждёт места в тоннеле</w:t>
       </w:r>
     </w:p>
     <w:p>
@@ -2719,7 +2765,7 @@
         <w:rPr>
           <w:sz w:val="22"/>
         </w:rPr>
-        <w:t>Рисунок 10 – Частые поломки: несколько постов в ремонте (fix)</w:t>
+        <w:t>Рисунок 10 - Частые поломки: несколько постов в ремонте (fix)</w:t>
       </w:r>
     </w:p>
     <w:p>
@@ -2729,7 +2775,8 @@
         <w:jc w:val="both"/>
       </w:pPr>
       <w:r>
-        <w:t xml:space="preserve">С ключом </w:t>
+        <w:rPr/>
+        <w:t xml:space="preserve">С </w:t>
       </w:r>
       <w:r>
         <w:rPr>
@@ -2739,6 +2786,7 @@
         <w:t>-m log</w:t>
       </w:r>
       <w:r>
+        <w:rPr/>
         <w:t xml:space="preserve"> печатается лента событий, </w:t>
       </w:r>
       <w:r>
@@ -2749,7 +2797,8 @@
         <w:t>-t</w:t>
       </w:r>
       <w:r>
-        <w:t xml:space="preserve"> добавляет колонку с потоком, от которого пришло событие (рис. 11). В конце печатаются итоги: статистика, потоки, диаграмма Ганта по постам и отчёт аудитора (рис. 12, 13). Всё это сохраняется в журнал </w:t>
+        <w:rPr/>
+        <w:t xml:space="preserve"> добавляет колонку с потоком, который прислал событие (рис. 11). В конце итоги: статистика, потоки, диаграмма Ганта и отчёт аудитора (рис. 12, 13). Всё это ещё пишется в </w:t>
       </w:r>
       <w:r>
         <w:rPr>
@@ -2757,9 +2806,6 @@
           <w:sz w:val="22"/>
         </w:rPr>
         <w:t>carwash.log</w:t>
-      </w:r>
-      <w:r>
-        <w:t>.</w:t>
       </w:r>
     </w:p>
     <w:p>
@@ -2812,7 +2858,7 @@
         <w:rPr>
           <w:sz w:val="22"/>
         </w:rPr>
-        <w:t>Рисунок 11 – Лента событий с колонкой потока (-m log -t)</w:t>
+        <w:t>Рисунок 11 - Лента событий с колонкой потока (-m log -t)</w:t>
       </w:r>
     </w:p>
     <w:p>
@@ -2865,7 +2911,7 @@
         <w:rPr>
           <w:sz w:val="22"/>
         </w:rPr>
-        <w:t>Рисунок 12 – Итоги дня carwash-mt</w:t>
+        <w:t>Рисунок 12 - Итоги дня carwash-mt</w:t>
       </w:r>
     </w:p>
     <w:p>
@@ -2918,7 +2964,7 @@
         <w:rPr>
           <w:sz w:val="22"/>
         </w:rPr>
-        <w:t>Рисунок 13 – Итоги дня carwash-mon, в строке Threads виден барьер старта</w:t>
+        <w:t>Рисунок 13 - Итоги дня carwash-mon, в строке Threads виден барьер старта</w:t>
       </w:r>
     </w:p>
     <w:p>
@@ -2936,6 +2982,7 @@
         <w:jc w:val="both"/>
       </w:pPr>
       <w:r>
+        <w:rPr/>
         <w:t xml:space="preserve">Сборка: </w:t>
       </w:r>
       <w:r>
@@ -2946,7 +2993,8 @@
         <w:t>cmake -S . -B build &amp;&amp; cmake --build build</w:t>
       </w:r>
       <w:r>
-        <w:t xml:space="preserve"> в папке программы. Основные ключи: </w:t>
+        <w:rPr/>
+        <w:t xml:space="preserve"> в папке программы. Ключи: </w:t>
       </w:r>
       <w:r>
         <w:rPr>
@@ -2956,7 +3004,8 @@
         <w:t>-c</w:t>
       </w:r>
       <w:r>
-        <w:t xml:space="preserve"> файл конфигурации, </w:t>
+        <w:rPr/>
+        <w:t xml:space="preserve"> конфиг, </w:t>
       </w:r>
       <w:r>
         <w:rPr>
@@ -2966,6 +3015,7 @@
         <w:t>-s</w:t>
       </w:r>
       <w:r>
+        <w:rPr/>
         <w:t xml:space="preserve"> seed, </w:t>
       </w:r>
       <w:r>
@@ -2976,6 +3026,7 @@
         <w:t>-d</w:t>
       </w:r>
       <w:r>
+        <w:rPr/>
         <w:t xml:space="preserve"> задержка, </w:t>
       </w:r>
       <w:r>
@@ -2986,6 +3037,7 @@
         <w:t>-m live|log</w:t>
       </w:r>
       <w:r>
+        <w:rPr/>
         <w:t xml:space="preserve">, </w:t>
       </w:r>
       <w:r>
@@ -2996,7 +3048,8 @@
         <w:t>-l</w:t>
       </w:r>
       <w:r>
-        <w:t xml:space="preserve"> журнал, </w:t>
+        <w:rPr/>
+        <w:t xml:space="preserve"> лог, </w:t>
       </w:r>
       <w:r>
         <w:rPr>
@@ -3006,7 +3059,8 @@
         <w:t>-u</w:t>
       </w:r>
       <w:r>
-        <w:t xml:space="preserve"> работа без конца дня, </w:t>
+        <w:rPr/>
+        <w:t xml:space="preserve"> без конца дня, </w:t>
       </w:r>
       <w:r>
         <w:rPr>
@@ -3016,7 +3070,8 @@
         <w:t>-i</w:t>
       </w:r>
       <w:r>
-        <w:t xml:space="preserve"> ввод параметров с клавиатуры, </w:t>
+        <w:rPr/>
+        <w:t xml:space="preserve"> ввод параметров руками, </w:t>
       </w:r>
       <w:r>
         <w:rPr>
@@ -3026,6 +3081,7 @@
         <w:t>-D</w:t>
       </w:r>
       <w:r>
+        <w:rPr/>
         <w:t xml:space="preserve"> детерминированный режим, </w:t>
       </w:r>
       <w:r>
@@ -3036,6 +3092,7 @@
         <w:t>-x</w:t>
       </w:r>
       <w:r>
+        <w:rPr/>
         <w:t xml:space="preserve"> саботаж, </w:t>
       </w:r>
       <w:r>
@@ -3046,7 +3103,8 @@
         <w:t>-g</w:t>
       </w:r>
       <w:r>
-        <w:t xml:space="preserve"> граф тупика в DOT.</w:t>
+        <w:rPr/>
+        <w:t xml:space="preserve"> граф тупика в DOT</w:t>
       </w:r>
     </w:p>
     <w:p>
@@ -3056,7 +3114,8 @@
         <w:jc w:val="both"/>
       </w:pPr>
       <w:r>
-        <w:t>Сигналы ловит отдельный поток: SIGINT/SIGTERM прерывают работу с итогами (код 3), SIGUSR1 печатает, кто чего ждёт (рис. 14), SIGUSR2 закрывает въезд досрочно, и принятые машины домываются.</w:t>
+        <w:rPr/>
+        <w:t>Сигналы ловит отдельный поток: SIGINT/SIGTERM останавливают с итогами (код 3), SIGUSR1 показывает, кто чего ждёт (рис. 14), SIGUSR2 закрывает въезд раньше, а те, кто уже внутри, домываются</w:t>
       </w:r>
     </w:p>
     <w:p>
@@ -3109,7 +3168,7 @@
         <w:rPr>
           <w:sz w:val="22"/>
         </w:rPr>
-        <w:t>Рисунок 14 – Снимок по SIGUSR1: граф ожидания и таблица потоков</w:t>
+        <w:t>Рисунок 14 - Снимок по SIGUSR1: граф ожидания и таблица потоков</w:t>
       </w:r>
     </w:p>
     <w:p>
@@ -3121,7 +3180,7 @@
         <w:rPr>
           <w:sz w:val="22"/>
         </w:rPr>
-        <w:t>Таблица 4 – Варианты завершения</w:t>
+        <w:t>Таблица 4 - Варианты завершения</w:t>
       </w:r>
     </w:p>
     <w:tbl>
@@ -3809,7 +3868,8 @@
         <w:jc w:val="both"/>
       </w:pPr>
       <w:r>
-        <w:t>Пример тупика: у стадии воска нет постов. Пока въезд открыт, машины без воска проезжают, а когда въезд закрылся, программа понимает, что оставшиеся машины ждут несуществующего, и печатает граф ожидания с причиной (рис. 15, 16).</w:t>
+        <w:rPr/>
+        <w:t>Пример тупика: у воска нет постов. Пока въезд открыт, машины без воска проезжают, а после закрытия программа видит, что остальные ждут то, чего нет, и печатает граф ожидания с причиной (рис. 15, 16)</w:t>
       </w:r>
     </w:p>
     <w:p>
@@ -3862,7 +3922,7 @@
         <w:rPr>
           <w:sz w:val="22"/>
         </w:rPr>
-        <w:t>Рисунок 15 – Тупик (dead-stage.cfg), код 2</w:t>
+        <w:t>Рисунок 15 - Тупик (dead-stage.cfg), код 2</w:t>
       </w:r>
     </w:p>
     <w:p>
@@ -3915,7 +3975,7 @@
         <w:rPr>
           <w:sz w:val="22"/>
         </w:rPr>
-        <w:t>Рисунок 16 – Граф ожидания из файла -g stall.dot</w:t>
+        <w:t>Рисунок 16 - Граф ожидания из файла -g stall.dot</w:t>
       </w:r>
     </w:p>
     <w:p>
@@ -3933,7 +3993,8 @@
         <w:jc w:val="both"/>
       </w:pPr>
       <w:r>
-        <w:t>Аудитор восстанавливает состояние линии только по событиям и после каждого события проверяет I1–I5. Кроме него работают SOFT_ASSERT из ИЗ1, LOCKDEP, Clang Thread Safety Analysis и отдельные сборки с ThreadSanitizer и AddressSanitizer.</w:t>
+        <w:rPr/>
+        <w:t>Аудитор восстанавливает состояние линии только по событиям и после каждого проверяет I1-I5. Ещё есть SOFT_ASSERT из ИЗ1, LOCKDEP, Clang Thread Safety Analysis и сборки с ThreadSanitizer и AddressSanitizer</w:t>
       </w:r>
     </w:p>
     <w:p>
@@ -3943,7 +4004,8 @@
         <w:jc w:val="both"/>
       </w:pPr>
       <w:r>
-        <w:t xml:space="preserve">Чтобы убедиться, что проверки действительно ловят ошибки, ключ </w:t>
+        <w:rPr/>
+        <w:t xml:space="preserve">Чтобы проверить, что всё это реально ловит ошибки, ключ </w:t>
       </w:r>
       <w:r>
         <w:rPr>
@@ -3953,6 +4015,7 @@
         <w:t>-x</w:t>
       </w:r>
       <w:r>
+        <w:rPr/>
         <w:t xml:space="preserve"> специально ломает программу:</w:t>
       </w:r>
     </w:p>
@@ -3974,7 +4037,8 @@
         <w:t>-x overflow</w:t>
       </w:r>
       <w:r>
-        <w:t xml:space="preserve"> – ошибка на единицу при проверке места, ловят SOFT_ASSERT и аудитор (рис. 17);</w:t>
+        <w:rPr/>
+        <w:t xml:space="preserve"> - ошибка на единицу при проверке места, ловят SOFT_ASSERT и аудитор (рис. 17)</w:t>
       </w:r>
     </w:p>
     <w:p>
@@ -3995,7 +4059,8 @@
         <w:t>-x deadlock</w:t>
       </w:r>
       <w:r>
-        <w:t xml:space="preserve"> – неправильный порядок захвата мьютексов, ловит LOCKDEP (рис. 18);</w:t>
+        <w:rPr/>
+        <w:t xml:space="preserve"> - мьютексы берутся не в том порядке, ловит LOCKDEP (рис. 18)</w:t>
       </w:r>
     </w:p>
     <w:p>
@@ -4016,7 +4081,8 @@
         <w:t>-x race</w:t>
       </w:r>
       <w:r>
-        <w:t xml:space="preserve"> – счётчик без мьютекса, ловит ThreadSanitizer (рис. 19).</w:t>
+        <w:rPr/>
+        <w:t xml:space="preserve"> - счётчик без мьютекса, ловит ThreadSanitizer (рис. 19)</w:t>
       </w:r>
     </w:p>
     <w:p>
@@ -4069,7 +4135,7 @@
         <w:rPr>
           <w:sz w:val="22"/>
         </w:rPr>
-        <w:t>Рисунок 17 – Саботаж overflow</w:t>
+        <w:t>Рисунок 17 - Саботаж overflow</w:t>
       </w:r>
     </w:p>
     <w:p>
@@ -4122,7 +4188,7 @@
         <w:rPr>
           <w:sz w:val="22"/>
         </w:rPr>
-        <w:t>Рисунок 18 – Саботаж deadlock</w:t>
+        <w:t>Рисунок 18 - Саботаж deadlock</w:t>
       </w:r>
     </w:p>
     <w:p>
@@ -4175,7 +4241,7 @@
         <w:rPr>
           <w:sz w:val="22"/>
         </w:rPr>
-        <w:t>Рисунок 19 – Саботаж race под ThreadSanitizer</w:t>
+        <w:t>Рисунок 19 - Саботаж race под ThreadSanitizer</w:t>
       </w:r>
     </w:p>
     <w:p>
@@ -4185,7 +4251,8 @@
         <w:jc w:val="both"/>
       </w:pPr>
       <w:r>
-        <w:t>В обычных прогонах ни одна проверка не срабатывает.</w:t>
+        <w:rPr/>
+        <w:t>В обычных прогонах ничего не срабатывает</w:t>
       </w:r>
     </w:p>
     <w:p>
@@ -4203,6 +4270,7 @@
         <w:jc w:val="both"/>
       </w:pPr>
       <w:r>
+        <w:rPr/>
         <w:t>Обычный день (</w:t>
       </w:r>
       <w:r>
@@ -4213,7 +4281,8 @@
         <w:t>-m log -s 42</w:t>
       </w:r>
       <w:r>
-        <w:t>): приехало 40 машин, 39 вымыты, одна получила отказ. Среднее время на мойке около 22,5 мин, из них около 7 мин ожидания. Узкое место – тоннель, он занят 79–80 % времени. В час пик (</w:t>
+        <w:rPr/>
+        <w:t>): приехало 40 машин, 39 помыли, одной отказали. В среднем машина на мойке 22,5 мин, из них где-то 7 мин ждёт. Узкое место - тоннель, он занят 79-80 % времени. В час пик (</w:t>
       </w:r>
       <w:r>
         <w:rPr>
@@ -4223,7 +4292,8 @@
         <w:t>rush-hour.cfg</w:t>
       </w:r>
       <w:r>
-        <w:t>) из 60 машин принято 17, остальным отказ, но очереди не переполнялись.</w:t>
+        <w:rPr/>
+        <w:t>) из 60 машин приняли 17, остальным отказ, но очереди не переполнялись</w:t>
       </w:r>
     </w:p>
     <w:p>
@@ -4233,7 +4303,8 @@
         <w:jc w:val="both"/>
       </w:pPr>
       <w:r>
-        <w:t>В обычном режиме потоки одной минуты работают параллельно, и порядок событий от прогона к прогону немного меняется. Поэтому я сравнивал программы по 30 seed на каждый сценарий (600 прогонов, все с кодом 0). Средние совпадают в пределах доверительного интервала (рис. 20).</w:t>
+        <w:rPr/>
+        <w:t>В обычном режиме потоки одной минуты работают параллельно, поэтому порядок событий каждый раз чуть разный. Так что сравнивал по 30 seed на сценарий (600 прогонов, все с кодом 0). Средние совпадают в пределах доверительного интервала (рис. 20)</w:t>
       </w:r>
     </w:p>
     <w:p>
@@ -4286,7 +4357,7 @@
         <w:rPr>
           <w:sz w:val="22"/>
         </w:rPr>
-        <w:t>Рисунок 20 – Сравнение двух программ на одинаковых сценариях</w:t>
+        <w:t>Рисунок 20 - Сравнение двух программ на одинаковых сценариях</w:t>
       </w:r>
     </w:p>
     <w:p>
@@ -4296,7 +4367,8 @@
         <w:jc w:val="both"/>
       </w:pPr>
       <w:r>
-        <w:t xml:space="preserve">Журналы двух программ при этом различаются: в </w:t>
+        <w:rPr/>
+        <w:t xml:space="preserve">Логи у программ при этом разные: в </w:t>
       </w:r>
       <w:r>
         <w:rPr>
@@ -4306,6 +4378,7 @@
         <w:t>carwash-mt</w:t>
       </w:r>
       <w:r>
+        <w:rPr/>
         <w:t xml:space="preserve"> освободивший пост сам сажает следующую машину, а в </w:t>
       </w:r>
       <w:r>
@@ -4316,7 +4389,8 @@
         <w:t>carwash-mon</w:t>
       </w:r>
       <w:r>
-        <w:t xml:space="preserve"> она садится сама чуть позже. На статистику это не влияет.</w:t>
+        <w:rPr/>
+        <w:t xml:space="preserve"> она садится сама чуть позже. На статистику это не влияет</w:t>
       </w:r>
     </w:p>
     <w:p>
@@ -4326,7 +4400,8 @@
         <w:jc w:val="both"/>
       </w:pPr>
       <w:r>
-        <w:t xml:space="preserve">Мониторы оказались проще для понимания (условие и данные под одним мьютексом, ложные пробуждения не страшны из-за </w:t>
+        <w:rPr/>
+        <w:t xml:space="preserve">С мониторами проще разобраться (условие и данные под одним мьютексом, ложные пробуждения не страшны из-за </w:t>
       </w:r>
       <w:r>
         <w:rPr>
@@ -4336,6 +4411,7 @@
         <w:t>while</w:t>
       </w:r>
       <w:r>
+        <w:rPr/>
         <w:t xml:space="preserve">), но </w:t>
       </w:r>
       <w:r>
@@ -4346,7 +4422,8 @@
         <w:t>broadcast</w:t>
       </w:r>
       <w:r>
-        <w:t xml:space="preserve"> будит всех ждущих, хотя пройдёт один. Эстафета будит ровно одного, но в ней сложнее убедиться, что ничего не потерялось.</w:t>
+        <w:rPr/>
+        <w:t xml:space="preserve"> будит всех, хотя пройдёт один. Эстафета будит ровно одного, зато в ней проще накосячить</w:t>
       </w:r>
     </w:p>
     <w:p>
@@ -4356,7 +4433,8 @@
         <w:jc w:val="both"/>
       </w:pPr>
       <w:r>
-        <w:t>Тесты написаны на C: модульные (</w:t>
+        <w:rPr/>
+        <w:t>Тесты на C: модульные (</w:t>
       </w:r>
       <w:r>
         <w:rPr>
@@ -4366,6 +4444,7 @@
         <w:t>tests/unit_tests.c</w:t>
       </w:r>
       <w:r>
+        <w:rPr/>
         <w:t>) и сценарные (</w:t>
       </w:r>
       <w:r>
@@ -4376,6 +4455,7 @@
         <w:t>tests/run_tests.c</w:t>
       </w:r>
       <w:r>
+        <w:rPr/>
         <w:t xml:space="preserve"> запускает программу через </w:t>
       </w:r>
       <w:r>
@@ -4386,7 +4466,8 @@
         <w:t>fork/exec</w:t>
       </w:r>
       <w:r>
-        <w:t xml:space="preserve"> и проверяет код выхода и вывод). Проверяются все события, час пик, ёмкость поста, тупик, ошибки параметров, все виды саботажа, сигналы и повторяемость </w:t>
+        <w:rPr/>
+        <w:t xml:space="preserve"> и проверяет код выхода и вывод). Проверяются все события, час пик, ёмкость поста, тупик, ошибки параметров, саботаж, сигналы и повторяемость </w:t>
       </w:r>
       <w:r>
         <w:rPr>
@@ -4396,7 +4477,8 @@
         <w:t>-D</w:t>
       </w:r>
       <w:r>
-        <w:t xml:space="preserve">. Скрипт </w:t>
+        <w:rPr/>
+        <w:t xml:space="preserve">. Всё сразу гоняет </w:t>
       </w:r>
       <w:r>
         <w:rPr>
@@ -4406,7 +4488,8 @@
         <w:t>scripts/run_all.sh</w:t>
       </w:r>
       <w:r>
-        <w:t xml:space="preserve"> прогоняет сборку, тесты, санитайзеры, clang-tidy, cppcheck, стресс и Doxygen:</w:t>
+        <w:rPr/>
+        <w:t>: сборка, тесты, санитайзеры, clang-tidy, cppcheck, стресс и Doxygen:</w:t>
       </w:r>
     </w:p>
     <w:p>
@@ -4626,7 +4709,8 @@
         <w:jc w:val="both"/>
       </w:pPr>
       <w:r>
-        <w:t>Покрытие тестами – около 90 % строк в обеих программах.</w:t>
+        <w:rPr/>
+        <w:t>Покрытие тестами около 90 % строк в обеих программах</w:t>
       </w:r>
     </w:p>
     <w:p>
@@ -4636,7 +4720,8 @@
         <w:jc w:val="both"/>
       </w:pPr>
       <w:r>
-        <w:t>Всё проверялось только на macOS (Apple clang, arm64). Код написан переносимым, но на Linux я его не запускал.</w:t>
+        <w:rPr/>
+        <w:t>Проверял только на macOS (Apple clang, arm64). Код старался писать переносимым, но на Linux не запускал</w:t>
       </w:r>
     </w:p>
     <w:p>
@@ -4654,7 +4739,8 @@
         <w:jc w:val="both"/>
       </w:pPr>
       <w:r>
-        <w:t xml:space="preserve">Обе программы реализуют все параметры, события, инварианты и условия завершения варианта 43, каждая машина, пост и координатор работают в своём потоке. В </w:t>
+        <w:rPr/>
+        <w:t xml:space="preserve">Обе программы делают всё, что требует вариант 43: все параметры, события, инварианты и варианты завершения, каждая машина, пост и координатор в своём потоке. В </w:t>
       </w:r>
       <w:r>
         <w:rPr>
@@ -4664,7 +4750,8 @@
         <w:t>carwash-mt</w:t>
       </w:r>
       <w:r>
-        <w:t xml:space="preserve"> потоки согласуются мьютексами и семафорами, в </w:t>
+        <w:rPr/>
+        <w:t xml:space="preserve"> потоки договариваются через мьютексы и семафоры, в </w:t>
       </w:r>
       <w:r>
         <w:rPr>
@@ -4674,7 +4761,8 @@
         <w:t>carwash-mon</w:t>
       </w:r>
       <w:r>
-        <w:t xml:space="preserve"> – мониторами, rwlock, барьером и атомиками. На одинаковых сценариях программы дают одинаковую статистику, а все проверки и тесты проходят.</w:t>
+        <w:rPr/>
+        <w:t xml:space="preserve"> через мониторы, rwlock, барьер и атомики. Статистика у них одинаковая, все тесты и проверки проходят</w:t>
       </w:r>
     </w:p>
     <w:sectPr>

--- a/ACOS-2/Отчет_ИЗ2_вариант43.docx
+++ b/ACOS-2/Отчет_ИЗ2_вариант43.docx
@@ -4967,7 +4967,7 @@
     <w:lvl w:ilvl="0" w:tentative="1">
       <w:start w:val="1"/>
       <w:numFmt w:val="bullet"/>
-      <w:lvlText w:val="–"/>
+      <w:lvlText w:val="-"/>
       <w:lvlJc w:val="left"/>
       <w:pPr>
         <w:ind w:left="1069" w:hanging="360"/>
